--- a/templates/notula.docx
+++ b/templates/notula.docx
@@ -1023,7 +1023,7 @@
                 <w:sz w:val="24"/>
                 <w:szCs w:val="24"/>
               </w:rPr>
-              <w:t>Pejabat yang punya Acara</w:t>
+              <w:t>Pejabat yang Mengundang</w:t>
             </w:r>
           </w:p>
           <w:p>
